--- a/output/doc/legal/03_Disclaimer_Pure_Grief_and_Therapeutic_ART.docx
+++ b/output/doc/legal/03_Disclaimer_Pure_Grief_and_Therapeutic_ART.docx
@@ -116,7 +116,7 @@
         <w:rPr>
           <w:i w:val="0"/>
         </w:rPr>
-        <w:t>De Troostboom is, voor zover wettelijk toegestaan, niet aansprakelijk voor schade of nadelige gevolgen die voortvloeien uit de interpretatie of toepassing van de inhoud van de app, noch voor handelen van derden die via de app of de therapeutenkaart zichtbaar worden gemaakt.</w:t>
+        <w:t>De Troostboom® is, voor zover wettelijk toegestaan, niet aansprakelijk voor schade of nadelige gevolgen die voortvloeien uit de interpretatie of toepassing van de inhoud van de app, noch voor handelen van derden die via de app of de therapeutenkaart zichtbaar worden gemaakt.</w:t>
       </w:r>
     </w:p>
     <w:sectPr>
